--- a/All_Books/09 THOUSAND LIVES/Word vervion/THOUSAND_LIVES_es_A6.docx
+++ b/All_Books/09 THOUSAND LIVES/Word vervion/THOUSAND_LIVES_es_A6.docx
@@ -4841,17 +4841,7 @@
           <w:sz w:val="32"/>
           <w:szCs w:val="32"/>
         </w:rPr>
-        <w:t>Sin embargo, el prolongado estancamiento comenzó a impacientarme. Un día, los exploradores informaron que el Rey Serpiente parecía herido y trataba de huir hacia las traicioneras montañas submarinas con un pequeño grupo de unos veinte. Creyendo que esta era una oportunidad única para terminar la guerra, tomé una decisión fatídica: separarme del ejército principal y liderar solo a más de qu</w:t>
-      </w:r>
-      <w:bookmarkStart w:id="0" w:name="_GoBack"/>
-      <w:bookmarkEnd w:id="0"/>
-      <w:r>
-        <w:rPr>
-          <w:rFonts w:ascii="Palatino Linotype" w:hAnsi="Palatino Linotype" w:cs="Palatino Linotype"/>
-          <w:sz w:val="32"/>
-          <w:szCs w:val="32"/>
-        </w:rPr>
-        <w:t xml:space="preserve">inientos de los guerreros más selectos y ágiles para una persecución rápida. Nos </w:t>
+        <w:t xml:space="preserve">Sin embargo, el prolongado estancamiento comenzó a impacientarme. Un día, los exploradores informaron que el Rey Serpiente parecía herido y trataba de huir hacia las traicioneras montañas submarinas con un pequeño grupo de unos veinte. Creyendo que esta era una oportunidad única para terminar la guerra, tomé una decisión fatídica: separarme del ejército principal y liderar solo a más de quinientos de los guerreros más selectos y ágiles para una persecución rápida. Nos </w:t>
       </w:r>
       <w:r>
         <w:rPr>
@@ -12114,7 +12104,23 @@
           <w:sz w:val="32"/>
           <w:szCs w:val="32"/>
         </w:rPr>
-        <w:t>. Nombres como Solon, o Trung Thien Quoc, Mona, Canla… que mencionaré a continuación, son solo las transcripciones fonéticas más cercanas que puedo encontrar en el lenguaje actual. Nuestro lenguaje en esa época era completamente diferente; era más simple y directo, y portaba más la energía del sonido que la de los caracteres.</w:t>
+        <w:t xml:space="preserve">. Nombres como Solon, o </w:t>
+      </w:r>
+      <w:r>
+        <w:rPr>
+          <w:rFonts w:ascii="Palatino Linotype" w:hAnsi="Palatino Linotype" w:cs="Palatino Linotype"/>
+          <w:sz w:val="32"/>
+          <w:szCs w:val="32"/>
+        </w:rPr>
+        <w:t>Reino del Cielo Medio</w:t>
+      </w:r>
+      <w:r>
+        <w:rPr>
+          <w:rFonts w:ascii="Palatino Linotype" w:hAnsi="Palatino Linotype" w:cs="Palatino Linotype"/>
+          <w:sz w:val="32"/>
+          <w:szCs w:val="32"/>
+        </w:rPr>
+        <w:t>, Mona, Canla… que mencionaré a continuación, son solo las transcripciones fonéticas más cercanas que puedo encontrar en el lenguaje actual. Nuestro lenguaje en esa época era completamente diferente; era más simple y directo, y portaba más la energía del sonido que la de los caracteres.</w:t>
       </w:r>
     </w:p>
     <w:p>
@@ -12144,7 +12150,6 @@
           <w:sz w:val="40"/>
           <w:szCs w:val="40"/>
         </w:rPr>
-        <w:lastRenderedPageBreak/>
         <w:t>El Mundo y su Gente:</w:t>
       </w:r>
     </w:p>
@@ -12163,16 +12168,16 @@
           <w:sz w:val="32"/>
           <w:szCs w:val="32"/>
         </w:rPr>
-        <w:t xml:space="preserve">Nuestro mundo en ese entonces era un cuadro majestuoso. Nuestra gente, los gigantes, solía tener una altura promedio de más de cinco metros. Nuestros cuerpos eran robustos, pero nuestras almas eran muy puras y sencillas. Vivíamos en armonía con la naturaleza, una naturaleza que ustedes hoy en día difícilmente podrían imaginar. Los dinosaurios no eran monstruos, sino compañeros de viaje. Las grandes y pacíficas especies de dinosaurios voladores eran domesticadas por nosotros como medio de transporte entre las </w:t>
-      </w:r>
-      <w:r>
-        <w:rPr>
-          <w:rFonts w:ascii="Palatino Linotype" w:hAnsi="Palatino Linotype" w:cs="Palatino Linotype"/>
-          <w:sz w:val="32"/>
-          <w:szCs w:val="32"/>
-        </w:rPr>
-        <w:lastRenderedPageBreak/>
-        <w:t>ciudades. Otras especies gigantes herbívoras, con una fuerza sin igual, nos ayudaban a arrastrar materiales pesados en las obras de construcción.</w:t>
+        <w:t xml:space="preserve">Nuestro mundo en ese entonces era un cuadro majestuoso. Nuestra gente, los gigantes, solía tener una altura promedio de más de cinco metros. Nuestros cuerpos eran robustos, pero nuestras almas eran muy puras y sencillas. Vivíamos en armonía con la naturaleza, una naturaleza que ustedes hoy en día difícilmente podrían imaginar. Los dinosaurios no eran monstruos, sino compañeros de viaje. Las grandes y pacíficas especies de dinosaurios voladores eran </w:t>
+      </w:r>
+      <w:r>
+        <w:rPr>
+          <w:rFonts w:ascii="Palatino Linotype" w:hAnsi="Palatino Linotype" w:cs="Palatino Linotype"/>
+          <w:sz w:val="32"/>
+          <w:szCs w:val="32"/>
+        </w:rPr>
+        <w:lastRenderedPageBreak/>
+        <w:t>domesticadas por nosotros como medio de transporte entre las ciudades. Otras especies gigantes herbívoras, con una fuerza sin igual, nos ayudaban a arrastrar materiales pesados en las obras de construcción.</w:t>
       </w:r>
     </w:p>
     <w:p>
@@ -12256,16 +12261,8 @@
           <w:sz w:val="32"/>
           <w:szCs w:val="32"/>
         </w:rPr>
-        <w:t xml:space="preserve">En ese período de paz, yo era el Capitán de la Guardia Real. Mi </w:t>
-      </w:r>
-      <w:r>
-        <w:rPr>
-          <w:rFonts w:ascii="Palatino Linotype" w:hAnsi="Palatino Linotype" w:cs="Palatino Linotype"/>
-          <w:sz w:val="32"/>
-          <w:szCs w:val="32"/>
-        </w:rPr>
-        <w:lastRenderedPageBreak/>
-        <w:t>trabajo en el país era bastante tranquilo, porque la gente era muy pura y rara vez había grandes disputas. Sin embargo, el ejército del Reino del Cielo Medio siempre estaba entrenado para ser de élite. No usábamos esa élite para la agresión, sino para demostrar virtud y poder.</w:t>
+        <w:lastRenderedPageBreak/>
+        <w:t>En ese período de paz, yo era el Capitán de la Guardia Real. Mi trabajo en el país era bastante tranquilo, porque la gente era muy pura y rara vez había grandes disputas. Sin embargo, el ejército del Reino del Cielo Medio siempre estaba entrenado para ser de élite. No usábamos esa élite para la agresión, sino para demostrar virtud y poder.</w:t>
       </w:r>
     </w:p>
     <w:p>
@@ -12301,43 +12298,43 @@
           <w:sz w:val="32"/>
           <w:szCs w:val="32"/>
         </w:rPr>
-        <w:t xml:space="preserve"> eran ambos cultivadores del Dharma búdico desde la infancia, y poseían un temperamento y una virtud extraordinarios. En una decisión algo </w:t>
-      </w:r>
-      <w:r>
-        <w:rPr>
-          <w:rFonts w:ascii="Palatino Linotype" w:hAnsi="Palatino Linotype" w:cs="Palatino Linotype"/>
-          <w:sz w:val="32"/>
-          <w:szCs w:val="32"/>
-        </w:rPr>
-        <w:lastRenderedPageBreak/>
-        <w:t>sorprendente, los dos hermanos lideraron personalmente un ejército a la región fronteriza.</w:t>
-      </w:r>
-    </w:p>
-    <w:p>
-      <w:pPr>
-        <w:pStyle w:val="NormalWeb"/>
-        <w:rPr>
-          <w:rFonts w:ascii="Palatino Linotype" w:hAnsi="Palatino Linotype" w:cs="Palatino Linotype"/>
-          <w:sz w:val="32"/>
-          <w:szCs w:val="32"/>
-        </w:rPr>
-      </w:pPr>
-      <w:r>
-        <w:rPr>
-          <w:rFonts w:ascii="Palatino Linotype" w:hAnsi="Palatino Linotype" w:cs="Palatino Linotype"/>
-          <w:sz w:val="32"/>
-          <w:szCs w:val="32"/>
-        </w:rPr>
-        <w:t xml:space="preserve">Cuando nuestro ejército apareció, la fuerza y la disciplina de los soldados aterrorizaron al oponente. Pero lo que realmente desintegró su voluntad de luchar fue la imponente presencia del Rey Mala. Sentado en su carro de guerra, sin necesidad de decir una palabra, el aura majestuosa y recta de un verdadero cultivador y un emperador se elevaba hasta el cielo, haciendo que el enemigo se sintiera pequeño e incapaz de atreverse a enfrentarlo. La presencia de la </w:t>
-      </w:r>
-      <w:r>
-        <w:rPr>
-          <w:rFonts w:ascii="Palatino Linotype" w:hAnsi="Palatino Linotype" w:cs="Palatino Linotype"/>
-          <w:sz w:val="32"/>
-          <w:szCs w:val="32"/>
-        </w:rPr>
-        <w:lastRenderedPageBreak/>
-        <w:t>Princesa Mona, con su belleza etérea y su temperamento sereno, realzó aún más la santidad y la rectitud de nuestro ejército.</w:t>
+        <w:t xml:space="preserve"> eran ambos cultivadores del Dharma búdico desde la infancia, y poseían un </w:t>
+      </w:r>
+      <w:r>
+        <w:rPr>
+          <w:rFonts w:ascii="Palatino Linotype" w:hAnsi="Palatino Linotype" w:cs="Palatino Linotype"/>
+          <w:sz w:val="32"/>
+          <w:szCs w:val="32"/>
+        </w:rPr>
+        <w:lastRenderedPageBreak/>
+        <w:t>temperamento y una virtud extraordinarios. En una decisión algo sorprendente, los dos hermanos lideraron personalmente un ejército a la región fronteriza.</w:t>
+      </w:r>
+    </w:p>
+    <w:p>
+      <w:pPr>
+        <w:pStyle w:val="NormalWeb"/>
+        <w:rPr>
+          <w:rFonts w:ascii="Palatino Linotype" w:hAnsi="Palatino Linotype" w:cs="Palatino Linotype"/>
+          <w:sz w:val="32"/>
+          <w:szCs w:val="32"/>
+        </w:rPr>
+      </w:pPr>
+      <w:r>
+        <w:rPr>
+          <w:rFonts w:ascii="Palatino Linotype" w:hAnsi="Palatino Linotype" w:cs="Palatino Linotype"/>
+          <w:sz w:val="32"/>
+          <w:szCs w:val="32"/>
+        </w:rPr>
+        <w:t xml:space="preserve">Cuando nuestro ejército apareció, la fuerza y la disciplina de los soldados aterrorizaron al oponente. Pero lo que realmente desintegró su voluntad de luchar fue la imponente presencia del Rey Mala. Sentado en su carro de guerra, sin necesidad de decir una palabra, el aura majestuosa y recta de un verdadero cultivador y un emperador se elevaba hasta el cielo, haciendo que el enemigo se sintiera </w:t>
+      </w:r>
+      <w:r>
+        <w:rPr>
+          <w:rFonts w:ascii="Palatino Linotype" w:hAnsi="Palatino Linotype" w:cs="Palatino Linotype"/>
+          <w:sz w:val="32"/>
+          <w:szCs w:val="32"/>
+        </w:rPr>
+        <w:lastRenderedPageBreak/>
+        <w:t>pequeño e incapaz de atreverse a enfrentarlo. La presencia de la Princesa Mona, con su belleza etérea y su temperamento sereno, realzó aún más la santidad y la rectitud de nuestro ejército.</w:t>
       </w:r>
     </w:p>
     <w:p>
@@ -12385,7 +12382,6 @@
           <w:sz w:val="40"/>
           <w:szCs w:val="40"/>
         </w:rPr>
-        <w:lastRenderedPageBreak/>
         <w:t>La Construcción Sagrada:</w:t>
       </w:r>
     </w:p>
@@ -12422,16 +12418,16 @@
           <w:sz w:val="32"/>
           <w:szCs w:val="32"/>
         </w:rPr>
-        <w:t xml:space="preserve">El diseño de esta gran obra no fue concebido por la inteligencia humana. Sabía que los "arquitectos" más talentosos del reino habían recibido sugerencias e instrucciones directas </w:t>
-      </w:r>
-      <w:r>
-        <w:rPr>
-          <w:rFonts w:ascii="Palatino Linotype" w:hAnsi="Palatino Linotype" w:cs="Palatino Linotype"/>
-          <w:sz w:val="32"/>
-          <w:szCs w:val="32"/>
-        </w:rPr>
-        <w:lastRenderedPageBreak/>
-        <w:t>de los Dioses y Budas en sueños o en estados de meditación profunda. Los números, las proporciones, la disposición interior... todo contenía secretos celestiales. Cuáles eran esas instrucciones específicas, ni siquiera alguien en mi posición lo sabía. Mi tarea y la de la guardia era simplemente garantizar la seguridad absoluta para que ese proceso sagrado se llevara a cabo.</w:t>
+        <w:t xml:space="preserve">El diseño de esta gran obra no fue concebido por la inteligencia humana. Sabía que los "arquitectos" más </w:t>
+      </w:r>
+      <w:r>
+        <w:rPr>
+          <w:rFonts w:ascii="Palatino Linotype" w:hAnsi="Palatino Linotype" w:cs="Palatino Linotype"/>
+          <w:sz w:val="32"/>
+          <w:szCs w:val="32"/>
+        </w:rPr>
+        <w:lastRenderedPageBreak/>
+        <w:t>talentosos del reino habían recibido sugerencias e instrucciones directas de los Dioses y Budas en sueños o en estados de meditación profunda. Los números, las proporciones, la disposición interior... todo contenía secretos celestiales. Cuáles eran esas instrucciones específicas, ni siquiera alguien en mi posición lo sabía. Mi tarea y la de la guardia era simplemente garantizar la seguridad absoluta para que ese proceso sagrado se llevara a cabo.</w:t>
       </w:r>
     </w:p>
     <w:p>
@@ -17272,7 +17268,18 @@
           <w:szCs w:val="32"/>
           <w:shd w:val="clear" w:color="auto" w:fill="FFFFFF"/>
         </w:rPr>
-        <w:t xml:space="preserve">El viaje a Marte transcurrió en un silencio tenso. A bordo de la enorme nave estelar, miles de personas permanecían sentadas, inmóviles, sin que nadie dijera una palabra. Miré a mi alrededor y vi a un científico famoso, que solía aparecer en los medios con una expresión de confianza, ahora con la mirada perdida en el vacío. Vi a una familia adinerada, que siempre alardeaba de su fortuna, ahora abrazándose y sollozando. Todo el orgullo, la fama y el dinero se habían vuelto insignificantes ante la aniquilación inminente. Todos tenían la vista pegada a las ventanas, observando cómo nuestro hermoso planeta azul se hacía cada vez más pequeño, desvaneciéndose hasta convertirse en un simple punto de luz en el vasto </w:t>
+        <w:t xml:space="preserve">El viaje a Marte transcurrió en un silencio tenso. A bordo de la enorme nave estelar, miles de personas permanecían sentadas, inmóviles, sin que nadie dijera una palabra. Miré a </w:t>
+      </w:r>
+      <w:r>
+        <w:rPr>
+          <w:rFonts w:ascii="Palatino Linotype" w:eastAsia="sans-serif" w:hAnsi="Palatino Linotype" w:cs="Palatino Linotype"/>
+          <w:color w:val="1A1C1E"/>
+          <w:sz w:val="32"/>
+          <w:szCs w:val="32"/>
+          <w:shd w:val="clear" w:color="auto" w:fill="FFFFFF"/>
+        </w:rPr>
+        <w:lastRenderedPageBreak/>
+        <w:t xml:space="preserve">mi alrededor y vi a un científico famoso, que solía aparecer en los medios con una expresión de confianza, ahora con la mirada perdida en el vacío. Vi a una familia adinerada, que siempre alardeaba de su fortuna, ahora abrazándose y sollozando. Todo el orgullo, la fama y el dinero se habían vuelto insignificantes ante la aniquilación inminente. Todos tenían la vista pegada a las ventanas, observando cómo nuestro hermoso planeta azul se hacía cada vez más pequeño, desvaneciéndose hasta convertirse en un simple punto de luz en el vasto </w:t>
       </w:r>
       <w:r>
         <w:rPr>
@@ -23654,7 +23661,27 @@
           <w:szCs w:val="32"/>
           <w:shd w:val="clear" w:color="auto" w:fill="FFFFFF"/>
         </w:rPr>
-        <w:t>En una noche tranquila y profunda, mientras estaba en una meditación profunda, mi ojo celestial se abrió de repente.</w:t>
+        <w:t xml:space="preserve">En una noche tranquila y profunda, mientras estaba en una meditación profunda, mi </w:t>
+      </w:r>
+      <w:r>
+        <w:rPr>
+          <w:rFonts w:ascii="Palatino Linotype" w:eastAsia="sans-serif" w:hAnsi="Palatino Linotype" w:cs="Palatino Linotype"/>
+          <w:color w:val="1A1C1E"/>
+          <w:sz w:val="32"/>
+          <w:szCs w:val="32"/>
+          <w:shd w:val="clear" w:color="auto" w:fill="FFFFFF"/>
+        </w:rPr>
+        <w:t>tianmu (ojo celestial)</w:t>
+      </w:r>
+      <w:r>
+        <w:rPr>
+          <w:rFonts w:ascii="Palatino Linotype" w:eastAsia="sans-serif" w:hAnsi="Palatino Linotype" w:cs="Palatino Linotype"/>
+          <w:color w:val="1A1C1E"/>
+          <w:sz w:val="32"/>
+          <w:szCs w:val="32"/>
+          <w:shd w:val="clear" w:color="auto" w:fill="FFFFFF"/>
+        </w:rPr>
+        <w:t xml:space="preserve"> se abrió de repente.</w:t>
       </w:r>
     </w:p>
     <w:p>
@@ -25659,7 +25686,27 @@
           <w:szCs w:val="32"/>
           <w:shd w:val="clear" w:color="auto" w:fill="FFFFFF"/>
         </w:rPr>
-        <w:t xml:space="preserve">"Juro renunciar a mi posición como Soberano y seguirte para descender al mundo mortal. Pido reencarnar como un ser humano, y cuando transmitas oficialmente el Gran Dafa que rectifica el cosmos, te encontraré para </w:t>
+        <w:t xml:space="preserve">"Juro renunciar a mi posición como Soberano y seguirte para descender al mundo mortal. Pido reencarnar como un ser humano, y cuando transmitas oficialmente el </w:t>
+      </w:r>
+      <w:r>
+        <w:rPr>
+          <w:rFonts w:ascii="Palatino Linotype" w:eastAsia="sans-serif" w:hAnsi="Palatino Linotype" w:cs="Palatino Linotype"/>
+          <w:color w:val="1A1C1E"/>
+          <w:sz w:val="32"/>
+          <w:szCs w:val="32"/>
+          <w:shd w:val="clear" w:color="auto" w:fill="FFFFFF"/>
+        </w:rPr>
+        <w:t>Dafa</w:t>
+      </w:r>
+      <w:r>
+        <w:rPr>
+          <w:rFonts w:ascii="Palatino Linotype" w:eastAsia="sans-serif" w:hAnsi="Palatino Linotype" w:cs="Palatino Linotype"/>
+          <w:color w:val="1A1C1E"/>
+          <w:sz w:val="32"/>
+          <w:szCs w:val="32"/>
+          <w:shd w:val="clear" w:color="auto" w:fill="FFFFFF"/>
+        </w:rPr>
+        <w:t xml:space="preserve"> que rectifica el cosmos, te encontraré para </w:t>
       </w:r>
       <w:r>
         <w:rPr>
@@ -25826,7 +25873,27 @@
           <w:szCs w:val="32"/>
           <w:shd w:val="clear" w:color="auto" w:fill="FFFFFF"/>
         </w:rPr>
-        <w:t>El viaje hacia abajo fue larguísimo. Y al mirarlo ahora con mi ojo celestial, comprendo su verdadera naturaleza: fue una serie de disposiciones llenas de sabiduría, no un viaje al azar.</w:t>
+        <w:t xml:space="preserve">El viaje hacia abajo fue larguísimo. Y al mirarlo ahora con mi </w:t>
+      </w:r>
+      <w:r>
+        <w:rPr>
+          <w:rFonts w:ascii="Palatino Linotype" w:eastAsia="sans-serif" w:hAnsi="Palatino Linotype" w:cs="Palatino Linotype"/>
+          <w:color w:val="1A1C1E"/>
+          <w:sz w:val="32"/>
+          <w:szCs w:val="32"/>
+          <w:shd w:val="clear" w:color="auto" w:fill="FFFFFF"/>
+        </w:rPr>
+        <w:t>tianmu (ojo celestial)</w:t>
+      </w:r>
+      <w:r>
+        <w:rPr>
+          <w:rFonts w:ascii="Palatino Linotype" w:eastAsia="sans-serif" w:hAnsi="Palatino Linotype" w:cs="Palatino Linotype"/>
+          <w:color w:val="1A1C1E"/>
+          <w:sz w:val="32"/>
+          <w:szCs w:val="32"/>
+          <w:shd w:val="clear" w:color="auto" w:fill="FFFFFF"/>
+        </w:rPr>
+        <w:t>, comprendo su verdadera naturaleza: fue una serie de disposiciones llenas de sabiduría, no un viaje al azar.</w:t>
       </w:r>
     </w:p>
     <w:p>
@@ -26034,7 +26101,27 @@
           <w:shd w:val="clear" w:color="auto" w:fill="FFFFFF"/>
         </w:rPr>
         <w:lastRenderedPageBreak/>
-        <w:t>Mi primera vida como humano en la Tierra, como ya he contado, fue durante la civilización prehistórica de hace cien millones de años. Me convertí en Arion, un general poderoso, y en la confusión de la fama y la fortuna, cometí un pecado atroz al oponerme al Gran Dafa que se transmitió en aquel entonces.</w:t>
+        <w:t xml:space="preserve">Mi primera vida como humano en la Tierra, como ya he contado, fue durante la civilización prehistórica de hace cien millones de años. Me convertí en Arion, un general poderoso, y en la confusión de la fama y la fortuna, cometí un pecado atroz al oponerme al </w:t>
+      </w:r>
+      <w:r>
+        <w:rPr>
+          <w:rFonts w:ascii="Palatino Linotype" w:eastAsia="sans-serif" w:hAnsi="Palatino Linotype" w:cs="Palatino Linotype"/>
+          <w:color w:val="1A1C1E"/>
+          <w:sz w:val="32"/>
+          <w:szCs w:val="32"/>
+          <w:shd w:val="clear" w:color="auto" w:fill="FFFFFF"/>
+        </w:rPr>
+        <w:t>Dafa</w:t>
+      </w:r>
+      <w:r>
+        <w:rPr>
+          <w:rFonts w:ascii="Palatino Linotype" w:eastAsia="sans-serif" w:hAnsi="Palatino Linotype" w:cs="Palatino Linotype"/>
+          <w:color w:val="1A1C1E"/>
+          <w:sz w:val="32"/>
+          <w:szCs w:val="32"/>
+          <w:shd w:val="clear" w:color="auto" w:fill="FFFFFF"/>
+        </w:rPr>
+        <w:t xml:space="preserve"> que se transmitió en aquel entonces.</w:t>
       </w:r>
     </w:p>
     <w:p>
@@ -26225,7 +26312,47 @@
           <w:shd w:val="clear" w:color="auto" w:fill="FFFFFF"/>
         </w:rPr>
         <w:lastRenderedPageBreak/>
-        <w:t>Con mi ojo celestial, vi los profundos vínculos kármicos que nos unían desde antes. A mi madre de esta vida, ya la había conocido y establecido una afinidad con ella en una vida durante el viaje de descenso. En cuanto a mi padre, fuimos hermanos cercanos en una vida hace solo unas tres vidas, atravesando juntos las dificultades. Fueron estos hilos de afinidades predestinadas los que nos unieron para obtener juntos el Gran Dafa en esta vida.</w:t>
+        <w:t xml:space="preserve">Con mi </w:t>
+      </w:r>
+      <w:r>
+        <w:rPr>
+          <w:rFonts w:ascii="Palatino Linotype" w:eastAsia="sans-serif" w:hAnsi="Palatino Linotype" w:cs="Palatino Linotype"/>
+          <w:color w:val="1A1C1E"/>
+          <w:sz w:val="32"/>
+          <w:szCs w:val="32"/>
+          <w:shd w:val="clear" w:color="auto" w:fill="FFFFFF"/>
+        </w:rPr>
+        <w:t>tianmu (ojo celestial)</w:t>
+      </w:r>
+      <w:r>
+        <w:rPr>
+          <w:rFonts w:ascii="Palatino Linotype" w:eastAsia="sans-serif" w:hAnsi="Palatino Linotype" w:cs="Palatino Linotype"/>
+          <w:color w:val="1A1C1E"/>
+          <w:sz w:val="32"/>
+          <w:szCs w:val="32"/>
+          <w:shd w:val="clear" w:color="auto" w:fill="FFFFFF"/>
+        </w:rPr>
+        <w:t xml:space="preserve">, vi los profundos vínculos kármicos que nos unían desde antes. A mi madre de esta vida, ya la había conocido y establecido una afinidad con ella en una vida durante el viaje de descenso. En cuanto a mi padre, fuimos hermanos cercanos en una vida hace solo unas tres vidas, atravesando juntos las dificultades. Fueron estos hilos de afinidades predestinadas los que nos unieron para obtener juntos el </w:t>
+      </w:r>
+      <w:r>
+        <w:rPr>
+          <w:rFonts w:ascii="Palatino Linotype" w:eastAsia="sans-serif" w:hAnsi="Palatino Linotype" w:cs="Palatino Linotype"/>
+          <w:color w:val="1A1C1E"/>
+          <w:sz w:val="32"/>
+          <w:szCs w:val="32"/>
+          <w:shd w:val="clear" w:color="auto" w:fill="FFFFFF"/>
+        </w:rPr>
+        <w:t>Dafa</w:t>
+      </w:r>
+      <w:r>
+        <w:rPr>
+          <w:rFonts w:ascii="Palatino Linotype" w:eastAsia="sans-serif" w:hAnsi="Palatino Linotype" w:cs="Palatino Linotype"/>
+          <w:color w:val="1A1C1E"/>
+          <w:sz w:val="32"/>
+          <w:szCs w:val="32"/>
+          <w:shd w:val="clear" w:color="auto" w:fill="FFFFFF"/>
+        </w:rPr>
+        <w:t xml:space="preserve"> en esta vida.</w:t>
       </w:r>
     </w:p>
     <w:p>
@@ -26259,41 +26386,81 @@
           <w:shd w:val="clear" w:color="auto" w:fill="FFFFFF"/>
         </w:rPr>
         <w:lastRenderedPageBreak/>
-        <w:t>La energía pura y recta del Gran Dafa limpió mi cuerpo y mi mente, rompiendo gradualmente las capas de sellos que habían bloqueado mi sabiduría durante innumerables vidas. Cuando cumplí cinco años, durante una meditación, mi ojo celestial se abrió de repente con una claridad asombrosa. Los recuerdos de vidas pasadas, las escenas de otras dimensiones, aparecieron ante mis ojos como una película vívida.</w:t>
-      </w:r>
-    </w:p>
-    <w:p>
-      <w:pPr>
-        <w:pStyle w:val="NormalWeb"/>
-        <w:shd w:val="clear" w:color="auto" w:fill="FFFFFF"/>
-        <w:spacing w:after="216" w:afterAutospacing="0" w:line="240" w:lineRule="atLeast"/>
-        <w:rPr>
-          <w:rFonts w:ascii="Palatino Linotype" w:eastAsia="sans-serif" w:hAnsi="Palatino Linotype" w:cs="Palatino Linotype"/>
-          <w:color w:val="1A1C1E"/>
-          <w:sz w:val="32"/>
-          <w:szCs w:val="32"/>
-        </w:rPr>
-      </w:pPr>
-      <w:r>
-        <w:rPr>
-          <w:rFonts w:ascii="Palatino Linotype" w:eastAsia="sans-serif" w:hAnsi="Palatino Linotype" w:cs="Palatino Linotype"/>
-          <w:color w:val="1A1C1E"/>
-          <w:sz w:val="32"/>
-          <w:szCs w:val="32"/>
-          <w:shd w:val="clear" w:color="auto" w:fill="FFFFFF"/>
-        </w:rPr>
-        <w:t xml:space="preserve">Mis padres no se sorprendieron demasiado por lo que les conté. Simplemente me recordaron con calma que lo que veía era para que yo </w:t>
-      </w:r>
-      <w:r>
-        <w:rPr>
-          <w:rFonts w:ascii="Palatino Linotype" w:eastAsia="sans-serif" w:hAnsi="Palatino Linotype" w:cs="Palatino Linotype"/>
-          <w:color w:val="1A1C1E"/>
-          <w:sz w:val="32"/>
-          <w:szCs w:val="32"/>
-          <w:shd w:val="clear" w:color="auto" w:fill="FFFFFF"/>
-        </w:rPr>
-        <w:lastRenderedPageBreak/>
-        <w:t>mismo creyera más firmemente en la cultivación, no para presumir o mostrarlo. Mi padre dijo que la capacidad de ver otras dimensiones no representa un alto o bajo nivel de cultivación, sino que lo más importante es cultivar verdaderamente la propia mente según los principios de Verdad-Benevolencia-Tolerancia. Las enseñanzas de mi padre me ayudaron a comprender mi responsabilidad, que debía usar lo que veía para recordarme a mí mismo ser aún más diligente.</w:t>
+        <w:t xml:space="preserve">La energía pura y recta del </w:t>
+      </w:r>
+      <w:r>
+        <w:rPr>
+          <w:rFonts w:ascii="Palatino Linotype" w:eastAsia="sans-serif" w:hAnsi="Palatino Linotype" w:cs="Palatino Linotype"/>
+          <w:color w:val="1A1C1E"/>
+          <w:sz w:val="32"/>
+          <w:szCs w:val="32"/>
+          <w:shd w:val="clear" w:color="auto" w:fill="FFFFFF"/>
+        </w:rPr>
+        <w:t>Dafa</w:t>
+      </w:r>
+      <w:r>
+        <w:rPr>
+          <w:rFonts w:ascii="Palatino Linotype" w:eastAsia="sans-serif" w:hAnsi="Palatino Linotype" w:cs="Palatino Linotype"/>
+          <w:color w:val="1A1C1E"/>
+          <w:sz w:val="32"/>
+          <w:szCs w:val="32"/>
+          <w:shd w:val="clear" w:color="auto" w:fill="FFFFFF"/>
+        </w:rPr>
+        <w:t xml:space="preserve"> limpió mi cuerpo y mi mente, rompiendo gradualmente las capas de sellos que habían bloqueado mi sabiduría durante innumerables vidas. Cuando cumplí cinco años, durante una meditación, mi </w:t>
+      </w:r>
+      <w:r>
+        <w:rPr>
+          <w:rFonts w:ascii="Palatino Linotype" w:eastAsia="sans-serif" w:hAnsi="Palatino Linotype" w:cs="Palatino Linotype"/>
+          <w:color w:val="1A1C1E"/>
+          <w:sz w:val="32"/>
+          <w:szCs w:val="32"/>
+          <w:shd w:val="clear" w:color="auto" w:fill="FFFFFF"/>
+        </w:rPr>
+        <w:t>tianmu (ojo celestial)</w:t>
+      </w:r>
+      <w:r>
+        <w:rPr>
+          <w:rFonts w:ascii="Palatino Linotype" w:eastAsia="sans-serif" w:hAnsi="Palatino Linotype" w:cs="Palatino Linotype"/>
+          <w:color w:val="1A1C1E"/>
+          <w:sz w:val="32"/>
+          <w:szCs w:val="32"/>
+          <w:shd w:val="clear" w:color="auto" w:fill="FFFFFF"/>
+        </w:rPr>
+        <w:t xml:space="preserve"> se abrió de repente con una claridad asombrosa. Los recuerdos de vidas pasadas, las escenas de otras dimensiones, aparecieron ante mis ojos como una película vívida.</w:t>
+      </w:r>
+    </w:p>
+    <w:p>
+      <w:pPr>
+        <w:pStyle w:val="NormalWeb"/>
+        <w:shd w:val="clear" w:color="auto" w:fill="FFFFFF"/>
+        <w:spacing w:after="216" w:afterAutospacing="0" w:line="240" w:lineRule="atLeast"/>
+        <w:rPr>
+          <w:rFonts w:ascii="Palatino Linotype" w:eastAsia="sans-serif" w:hAnsi="Palatino Linotype" w:cs="Palatino Linotype"/>
+          <w:color w:val="1A1C1E"/>
+          <w:sz w:val="32"/>
+          <w:szCs w:val="32"/>
+        </w:rPr>
+      </w:pPr>
+      <w:r>
+        <w:rPr>
+          <w:rFonts w:ascii="Palatino Linotype" w:eastAsia="sans-serif" w:hAnsi="Palatino Linotype" w:cs="Palatino Linotype"/>
+          <w:color w:val="1A1C1E"/>
+          <w:sz w:val="32"/>
+          <w:szCs w:val="32"/>
+          <w:shd w:val="clear" w:color="auto" w:fill="FFFFFF"/>
+        </w:rPr>
+        <w:t xml:space="preserve">Mis padres no se sorprendieron demasiado por lo que les conté. Simplemente me recordaron con </w:t>
+      </w:r>
+      <w:r>
+        <w:rPr>
+          <w:rFonts w:ascii="Palatino Linotype" w:eastAsia="sans-serif" w:hAnsi="Palatino Linotype" w:cs="Palatino Linotype"/>
+          <w:color w:val="1A1C1E"/>
+          <w:sz w:val="32"/>
+          <w:szCs w:val="32"/>
+          <w:shd w:val="clear" w:color="auto" w:fill="FFFFFF"/>
+        </w:rPr>
+        <w:lastRenderedPageBreak/>
+        <w:t>calma que lo que veía era para que yo mismo creyera más firmemente en la cultivación, no para presumir o mostrarlo. Mi padre dijo que la capacidad de ver otras dimensiones no representa un alto o bajo nivel de cultivación, sino que lo más importante es cultivar verdaderamente la propia mente según los principios de Verdad-Benevolencia-Tolerancia. Las enseñanzas de mi padre me ayudaron a comprender mi responsabilidad, que debía usar lo que veía para recordarme a mí mismo ser aún más diligente.</w:t>
       </w:r>
     </w:p>
     <w:p>
@@ -26334,7 +26501,6 @@
           <w:szCs w:val="40"/>
           <w:shd w:val="clear" w:color="auto" w:fill="FFFFFF"/>
         </w:rPr>
-        <w:lastRenderedPageBreak/>
         <w:t>Visión Actual y un Mensaje</w:t>
       </w:r>
     </w:p>
@@ -26358,154 +26524,214 @@
           <w:szCs w:val="32"/>
           <w:shd w:val="clear" w:color="auto" w:fill="FFFFFF"/>
         </w:rPr>
-        <w:t xml:space="preserve">Con mi ojo celestial, veo que el proceso de rectificación del Fa por parte del Creador está llegando a sus etapas finales, el tiempo realmente ya no es mucho. Cuando comencé a cultivarme en Falun Dafa de manera genuina, una escena magnífica apareció en mi meditación. Vi mi Reino Celestial a lo lejos, y la esfera de luz que había dejado en el centro de ese mundo antaño, después de tantos altibajos, después de momentos en los que parecía haberse atenuado, ¡de repente brilló con un resplandor sin precedentes! Esa luz </w:t>
-      </w:r>
-      <w:r>
-        <w:rPr>
-          <w:rFonts w:ascii="Palatino Linotype" w:eastAsia="sans-serif" w:hAnsi="Palatino Linotype" w:cs="Palatino Linotype"/>
-          <w:color w:val="1A1C1E"/>
-          <w:sz w:val="32"/>
-          <w:szCs w:val="32"/>
-          <w:shd w:val="clear" w:color="auto" w:fill="FFFFFF"/>
-        </w:rPr>
-        <w:lastRenderedPageBreak/>
-        <w:t>llevaba la energía del Gran Dafa, radiante y pura, iluminando todo mi Reino Celestial, disipando las nubes oscuras de la era de la destrucción. Los seres de mi mundo, que habían esperado durante incontables eones, estallaron en júbilo y vítores. Sabían que su Soberano había encontrado el camino de regreso, que estaba cumpliendo el juramento de antaño.</w:t>
-      </w:r>
-    </w:p>
-    <w:p>
-      <w:pPr>
-        <w:pStyle w:val="NormalWeb"/>
-        <w:shd w:val="clear" w:color="auto" w:fill="FFFFFF"/>
-        <w:spacing w:after="216" w:afterAutospacing="0" w:line="240" w:lineRule="atLeast"/>
-        <w:rPr>
-          <w:rFonts w:ascii="Palatino Linotype" w:eastAsia="sans-serif" w:hAnsi="Palatino Linotype" w:cs="Palatino Linotype"/>
-          <w:color w:val="1A1C1E"/>
-          <w:sz w:val="32"/>
-          <w:szCs w:val="32"/>
-        </w:rPr>
-      </w:pPr>
-      <w:r>
-        <w:rPr>
-          <w:rFonts w:ascii="Palatino Linotype" w:eastAsia="sans-serif" w:hAnsi="Palatino Linotype" w:cs="Palatino Linotype"/>
-          <w:color w:val="1A1C1E"/>
-          <w:sz w:val="32"/>
-          <w:szCs w:val="32"/>
-          <w:shd w:val="clear" w:color="auto" w:fill="FFFFFF"/>
-        </w:rPr>
-        <w:t xml:space="preserve">También me di cuenta de que muchos de los Soberanos que hicieron el juramento conmigo en aquel entonces, ahora también están en este mundo. Más de diez de ellos son actualmente también discípulos </w:t>
-      </w:r>
-      <w:r>
-        <w:rPr>
-          <w:rFonts w:ascii="Palatino Linotype" w:eastAsia="sans-serif" w:hAnsi="Palatino Linotype" w:cs="Palatino Linotype"/>
-          <w:color w:val="1A1C1E"/>
-          <w:sz w:val="32"/>
-          <w:szCs w:val="32"/>
-          <w:shd w:val="clear" w:color="auto" w:fill="FFFFFF"/>
-        </w:rPr>
-        <w:lastRenderedPageBreak/>
-        <w:t>de Falun Dafa, cumpliendo silenciosamente su misión en todas partes del mundo. Una gran parte de ellos se encuentra en China, enfrentando pruebas extremadamente duras para proteger su fe y salvar a los seres conscientes.</w:t>
-      </w:r>
-    </w:p>
-    <w:p>
-      <w:pPr>
-        <w:pStyle w:val="NormalWeb"/>
-        <w:shd w:val="clear" w:color="auto" w:fill="FFFFFF"/>
-        <w:spacing w:after="216" w:afterAutospacing="0" w:line="240" w:lineRule="atLeast"/>
-        <w:rPr>
-          <w:rFonts w:ascii="Palatino Linotype" w:eastAsia="sans-serif" w:hAnsi="Palatino Linotype" w:cs="Palatino Linotype"/>
-          <w:color w:val="1A1C1E"/>
-          <w:sz w:val="32"/>
-          <w:szCs w:val="32"/>
-        </w:rPr>
-      </w:pPr>
-      <w:r>
-        <w:rPr>
-          <w:rFonts w:ascii="Palatino Linotype" w:eastAsia="sans-serif" w:hAnsi="Palatino Linotype" w:cs="Palatino Linotype"/>
-          <w:color w:val="1A1C1E"/>
-          <w:sz w:val="32"/>
-          <w:szCs w:val="32"/>
-          <w:shd w:val="clear" w:color="auto" w:fill="FFFFFF"/>
-        </w:rPr>
-        <w:t xml:space="preserve">Vi algo aún más asombroso. En la percepción de las Deidades, los Tres Reinos siempre han sido el lugar más bajo y sucio del universo. Aún más aterrador, es un "camino sin retorno", un camino de un solo sentido hacia abajo. Desde innumerables vidas, ningún ser ha podido regresar por sí mismo. Una vez que caen aquí, se </w:t>
-      </w:r>
-      <w:r>
-        <w:rPr>
-          <w:rFonts w:ascii="Palatino Linotype" w:eastAsia="sans-serif" w:hAnsi="Palatino Linotype" w:cs="Palatino Linotype"/>
-          <w:color w:val="1A1C1E"/>
-          <w:sz w:val="32"/>
-          <w:szCs w:val="32"/>
-          <w:shd w:val="clear" w:color="auto" w:fill="FFFFFF"/>
-        </w:rPr>
-        <w:lastRenderedPageBreak/>
-        <w:t>pierden para siempre en el sufrimiento de la reencarnación, creando karma sin cesar. Según la antigua ley del universo, cuando el karma de un individuo se acumula hasta el punto de que no puede ser saldado, ese ser será destruido, y finalmente su cuerpo y espíritu serán aniquilados.</w:t>
-      </w:r>
-    </w:p>
-    <w:p>
-      <w:pPr>
-        <w:pStyle w:val="NormalWeb"/>
-        <w:shd w:val="clear" w:color="auto" w:fill="FFFFFF"/>
-        <w:spacing w:after="216" w:afterAutospacing="0" w:line="240" w:lineRule="atLeast"/>
-        <w:rPr>
-          <w:rFonts w:ascii="Palatino Linotype" w:eastAsia="sans-serif" w:hAnsi="Palatino Linotype" w:cs="Palatino Linotype"/>
-          <w:color w:val="1A1C1E"/>
-          <w:sz w:val="32"/>
-          <w:szCs w:val="32"/>
-        </w:rPr>
-      </w:pPr>
-      <w:r>
-        <w:rPr>
-          <w:rFonts w:ascii="Palatino Linotype" w:eastAsia="sans-serif" w:hAnsi="Palatino Linotype" w:cs="Palatino Linotype"/>
-          <w:color w:val="1A1C1E"/>
-          <w:sz w:val="32"/>
-          <w:szCs w:val="32"/>
-          <w:shd w:val="clear" w:color="auto" w:fill="FFFFFF"/>
-        </w:rPr>
-        <w:t xml:space="preserve">Sin embargo, en los últimos treinta años, un evento grandioso ha sacudido a todo el universo: en este mismo "camino sin retorno", el Creador ha transmitido oficialmente el Gran Dafa al público, creando un único "barco" del Fa, el camino de </w:t>
-      </w:r>
-      <w:r>
-        <w:rPr>
-          <w:rFonts w:ascii="Palatino Linotype" w:eastAsia="sans-serif" w:hAnsi="Palatino Linotype" w:cs="Palatino Linotype"/>
-          <w:color w:val="1A1C1E"/>
-          <w:sz w:val="32"/>
-          <w:szCs w:val="32"/>
-          <w:shd w:val="clear" w:color="auto" w:fill="FFFFFF"/>
-        </w:rPr>
-        <w:lastRenderedPageBreak/>
-        <w:t>salvación que puede llevar a los seres que cumplan con los requisitos de regreso.</w:t>
-      </w:r>
-    </w:p>
-    <w:p>
-      <w:pPr>
-        <w:pStyle w:val="NormalWeb"/>
-        <w:shd w:val="clear" w:color="auto" w:fill="FFFFFF"/>
-        <w:spacing w:after="216" w:afterAutospacing="0" w:line="240" w:lineRule="atLeast"/>
-        <w:rPr>
-          <w:rFonts w:ascii="Palatino Linotype" w:eastAsia="sans-serif" w:hAnsi="Palatino Linotype" w:cs="Palatino Linotype"/>
-          <w:color w:val="1A1C1E"/>
-          <w:sz w:val="32"/>
-          <w:szCs w:val="32"/>
-        </w:rPr>
-      </w:pPr>
-      <w:r>
-        <w:rPr>
-          <w:rFonts w:ascii="Palatino Linotype" w:eastAsia="sans-serif" w:hAnsi="Palatino Linotype" w:cs="Palatino Linotype"/>
-          <w:color w:val="1A1C1E"/>
-          <w:sz w:val="32"/>
-          <w:szCs w:val="32"/>
-          <w:shd w:val="clear" w:color="auto" w:fill="FFFFFF"/>
-        </w:rPr>
-        <w:t xml:space="preserve">Fue precisamente al ver esta esperanza sin precedentes en el lugar más desesperado, que innumerables seres de niveles espaciales muy altos hicieron algo que nunca se habían atrevido a pensar: compitieron, suplicando urgentemente descender al mundo humano. Porque sabían que, si podían convertirse en humanos, tendrían la oportunidad de entrar ellos mismos en la cultivación y podrían ser salvados, no solo ellos mismos, sino también los </w:t>
-      </w:r>
-      <w:r>
-        <w:rPr>
-          <w:rFonts w:ascii="Palatino Linotype" w:eastAsia="sans-serif" w:hAnsi="Palatino Linotype" w:cs="Palatino Linotype"/>
-          <w:color w:val="1A1C1E"/>
-          <w:sz w:val="32"/>
-          <w:szCs w:val="32"/>
-          <w:shd w:val="clear" w:color="auto" w:fill="FFFFFF"/>
-        </w:rPr>
-        <w:lastRenderedPageBreak/>
-        <w:t>innumerables seres que representaban.</w:t>
+        <w:t xml:space="preserve">Con mi </w:t>
+      </w:r>
+      <w:r>
+        <w:rPr>
+          <w:rFonts w:ascii="Palatino Linotype" w:eastAsia="sans-serif" w:hAnsi="Palatino Linotype" w:cs="Palatino Linotype"/>
+          <w:color w:val="1A1C1E"/>
+          <w:sz w:val="32"/>
+          <w:szCs w:val="32"/>
+          <w:shd w:val="clear" w:color="auto" w:fill="FFFFFF"/>
+        </w:rPr>
+        <w:t>tianmu (ojo celestial)</w:t>
+      </w:r>
+      <w:r>
+        <w:rPr>
+          <w:rFonts w:ascii="Palatino Linotype" w:eastAsia="sans-serif" w:hAnsi="Palatino Linotype" w:cs="Palatino Linotype"/>
+          <w:color w:val="1A1C1E"/>
+          <w:sz w:val="32"/>
+          <w:szCs w:val="32"/>
+          <w:shd w:val="clear" w:color="auto" w:fill="FFFFFF"/>
+        </w:rPr>
+        <w:t xml:space="preserve">, veo que el proceso de rectificación del Fa por parte del Creador está llegando a sus etapas finales, el tiempo realmente ya no es mucho. Cuando comencé a cultivarme en Falun Dafa de manera genuina, una escena magnífica apareció en mi meditación. Vi mi Reino Celestial a lo lejos, y la esfera de luz que había dejado en el centro de ese mundo antaño, después de tantos altibajos, después de momentos en los que parecía haberse </w:t>
+      </w:r>
+      <w:r>
+        <w:rPr>
+          <w:rFonts w:ascii="Palatino Linotype" w:eastAsia="sans-serif" w:hAnsi="Palatino Linotype" w:cs="Palatino Linotype"/>
+          <w:color w:val="1A1C1E"/>
+          <w:sz w:val="32"/>
+          <w:szCs w:val="32"/>
+          <w:shd w:val="clear" w:color="auto" w:fill="FFFFFF"/>
+        </w:rPr>
+        <w:lastRenderedPageBreak/>
+        <w:t xml:space="preserve">atenuado, ¡de repente brilló con un resplandor sin precedentes! Esa luz llevaba la energía del </w:t>
+      </w:r>
+      <w:r>
+        <w:rPr>
+          <w:rFonts w:ascii="Palatino Linotype" w:eastAsia="sans-serif" w:hAnsi="Palatino Linotype" w:cs="Palatino Linotype"/>
+          <w:color w:val="1A1C1E"/>
+          <w:sz w:val="32"/>
+          <w:szCs w:val="32"/>
+          <w:shd w:val="clear" w:color="auto" w:fill="FFFFFF"/>
+        </w:rPr>
+        <w:t>Dafa</w:t>
+      </w:r>
+      <w:r>
+        <w:rPr>
+          <w:rFonts w:ascii="Palatino Linotype" w:eastAsia="sans-serif" w:hAnsi="Palatino Linotype" w:cs="Palatino Linotype"/>
+          <w:color w:val="1A1C1E"/>
+          <w:sz w:val="32"/>
+          <w:szCs w:val="32"/>
+          <w:shd w:val="clear" w:color="auto" w:fill="FFFFFF"/>
+        </w:rPr>
+        <w:t>, radiante y pura, iluminando todo mi Reino Celestial, disipando las nubes oscuras de la era de la destrucción. Los seres de mi mundo, que habían esperado durante incontables eones, estallaron en júbilo y vítores. Sabían que su Soberano había encontrado el camino de regreso, que estaba cumpliendo el juramento de antaño.</w:t>
+      </w:r>
+    </w:p>
+    <w:p>
+      <w:pPr>
+        <w:pStyle w:val="NormalWeb"/>
+        <w:shd w:val="clear" w:color="auto" w:fill="FFFFFF"/>
+        <w:spacing w:after="216" w:afterAutospacing="0" w:line="240" w:lineRule="atLeast"/>
+        <w:rPr>
+          <w:rFonts w:ascii="Palatino Linotype" w:eastAsia="sans-serif" w:hAnsi="Palatino Linotype" w:cs="Palatino Linotype"/>
+          <w:color w:val="1A1C1E"/>
+          <w:sz w:val="32"/>
+          <w:szCs w:val="32"/>
+        </w:rPr>
+      </w:pPr>
+      <w:r>
+        <w:rPr>
+          <w:rFonts w:ascii="Palatino Linotype" w:eastAsia="sans-serif" w:hAnsi="Palatino Linotype" w:cs="Palatino Linotype"/>
+          <w:color w:val="1A1C1E"/>
+          <w:sz w:val="32"/>
+          <w:szCs w:val="32"/>
+          <w:shd w:val="clear" w:color="auto" w:fill="FFFFFF"/>
+        </w:rPr>
+        <w:t xml:space="preserve">También me di cuenta de que muchos de los Soberanos que hicieron el juramento conmigo en aquel entonces, ahora también están </w:t>
+      </w:r>
+      <w:r>
+        <w:rPr>
+          <w:rFonts w:ascii="Palatino Linotype" w:eastAsia="sans-serif" w:hAnsi="Palatino Linotype" w:cs="Palatino Linotype"/>
+          <w:color w:val="1A1C1E"/>
+          <w:sz w:val="32"/>
+          <w:szCs w:val="32"/>
+          <w:shd w:val="clear" w:color="auto" w:fill="FFFFFF"/>
+        </w:rPr>
+        <w:lastRenderedPageBreak/>
+        <w:t>en este mundo. Más de diez de ellos son actualmente también discípulos de Falun Dafa, cumpliendo silenciosamente su misión en todas partes del mundo. Una gran parte de ellos se encuentra en China, enfrentando pruebas extremadamente duras para proteger su fe y salvar a los seres conscientes.</w:t>
+      </w:r>
+    </w:p>
+    <w:p>
+      <w:pPr>
+        <w:pStyle w:val="NormalWeb"/>
+        <w:shd w:val="clear" w:color="auto" w:fill="FFFFFF"/>
+        <w:spacing w:after="216" w:afterAutospacing="0" w:line="240" w:lineRule="atLeast"/>
+        <w:rPr>
+          <w:rFonts w:ascii="Palatino Linotype" w:eastAsia="sans-serif" w:hAnsi="Palatino Linotype" w:cs="Palatino Linotype"/>
+          <w:color w:val="1A1C1E"/>
+          <w:sz w:val="32"/>
+          <w:szCs w:val="32"/>
+        </w:rPr>
+      </w:pPr>
+      <w:r>
+        <w:rPr>
+          <w:rFonts w:ascii="Palatino Linotype" w:eastAsia="sans-serif" w:hAnsi="Palatino Linotype" w:cs="Palatino Linotype"/>
+          <w:color w:val="1A1C1E"/>
+          <w:sz w:val="32"/>
+          <w:szCs w:val="32"/>
+          <w:shd w:val="clear" w:color="auto" w:fill="FFFFFF"/>
+        </w:rPr>
+        <w:t xml:space="preserve">Vi algo aún más asombroso. En la percepción de las Deidades, los Tres Reinos siempre han sido el lugar más bajo y sucio del universo. Aún más aterrador, es un "camino sin retorno", un camino de un solo sentido hacia abajo. Desde innumerables vidas, </w:t>
+      </w:r>
+      <w:r>
+        <w:rPr>
+          <w:rFonts w:ascii="Palatino Linotype" w:eastAsia="sans-serif" w:hAnsi="Palatino Linotype" w:cs="Palatino Linotype"/>
+          <w:color w:val="1A1C1E"/>
+          <w:sz w:val="32"/>
+          <w:szCs w:val="32"/>
+          <w:shd w:val="clear" w:color="auto" w:fill="FFFFFF"/>
+        </w:rPr>
+        <w:lastRenderedPageBreak/>
+        <w:t>ningún ser ha podido regresar por sí mismo. Una vez que caen aquí, se pierden para siempre en el sufrimiento de la reencarnación, creando karma sin cesar. Según la antigua ley del universo, cuando el karma de un individuo se acumula hasta el punto de que no puede ser saldado, ese ser será destruido, y finalmente su cuerpo y espíritu serán aniquilados.</w:t>
+      </w:r>
+    </w:p>
+    <w:p>
+      <w:pPr>
+        <w:pStyle w:val="NormalWeb"/>
+        <w:shd w:val="clear" w:color="auto" w:fill="FFFFFF"/>
+        <w:spacing w:after="216" w:afterAutospacing="0" w:line="240" w:lineRule="atLeast"/>
+        <w:rPr>
+          <w:rFonts w:ascii="Palatino Linotype" w:eastAsia="sans-serif" w:hAnsi="Palatino Linotype" w:cs="Palatino Linotype"/>
+          <w:color w:val="1A1C1E"/>
+          <w:sz w:val="32"/>
+          <w:szCs w:val="32"/>
+        </w:rPr>
+      </w:pPr>
+      <w:r>
+        <w:rPr>
+          <w:rFonts w:ascii="Palatino Linotype" w:eastAsia="sans-serif" w:hAnsi="Palatino Linotype" w:cs="Palatino Linotype"/>
+          <w:color w:val="1A1C1E"/>
+          <w:sz w:val="32"/>
+          <w:szCs w:val="32"/>
+          <w:shd w:val="clear" w:color="auto" w:fill="FFFFFF"/>
+        </w:rPr>
+        <w:t xml:space="preserve">Sin embargo, en los últimos treinta años, un evento grandioso ha sacudido a todo el universo: en este mismo "camino sin retorno", el Creador ha transmitido oficialmente </w:t>
+      </w:r>
+      <w:r>
+        <w:rPr>
+          <w:rFonts w:ascii="Palatino Linotype" w:eastAsia="sans-serif" w:hAnsi="Palatino Linotype" w:cs="Palatino Linotype"/>
+          <w:color w:val="1A1C1E"/>
+          <w:sz w:val="32"/>
+          <w:szCs w:val="32"/>
+          <w:shd w:val="clear" w:color="auto" w:fill="FFFFFF"/>
+        </w:rPr>
+        <w:lastRenderedPageBreak/>
+        <w:t xml:space="preserve">el </w:t>
+      </w:r>
+      <w:r>
+        <w:rPr>
+          <w:rFonts w:ascii="Palatino Linotype" w:eastAsia="sans-serif" w:hAnsi="Palatino Linotype" w:cs="Palatino Linotype"/>
+          <w:color w:val="1A1C1E"/>
+          <w:sz w:val="32"/>
+          <w:szCs w:val="32"/>
+          <w:shd w:val="clear" w:color="auto" w:fill="FFFFFF"/>
+        </w:rPr>
+        <w:t>Dafa</w:t>
+      </w:r>
+      <w:r>
+        <w:rPr>
+          <w:rFonts w:ascii="Palatino Linotype" w:eastAsia="sans-serif" w:hAnsi="Palatino Linotype" w:cs="Palatino Linotype"/>
+          <w:color w:val="1A1C1E"/>
+          <w:sz w:val="32"/>
+          <w:szCs w:val="32"/>
+          <w:shd w:val="clear" w:color="auto" w:fill="FFFFFF"/>
+        </w:rPr>
+        <w:t xml:space="preserve"> al público, creando un único "barco" del Fa, el camino de salvación que puede llevar a los seres que cumplan con los requisitos de regreso.</w:t>
+      </w:r>
+    </w:p>
+    <w:p>
+      <w:pPr>
+        <w:pStyle w:val="NormalWeb"/>
+        <w:shd w:val="clear" w:color="auto" w:fill="FFFFFF"/>
+        <w:spacing w:after="216" w:afterAutospacing="0" w:line="240" w:lineRule="atLeast"/>
+        <w:rPr>
+          <w:rFonts w:ascii="Palatino Linotype" w:eastAsia="sans-serif" w:hAnsi="Palatino Linotype" w:cs="Palatino Linotype"/>
+          <w:color w:val="1A1C1E"/>
+          <w:sz w:val="32"/>
+          <w:szCs w:val="32"/>
+        </w:rPr>
+      </w:pPr>
+      <w:r>
+        <w:rPr>
+          <w:rFonts w:ascii="Palatino Linotype" w:eastAsia="sans-serif" w:hAnsi="Palatino Linotype" w:cs="Palatino Linotype"/>
+          <w:color w:val="1A1C1E"/>
+          <w:sz w:val="32"/>
+          <w:szCs w:val="32"/>
+          <w:shd w:val="clear" w:color="auto" w:fill="FFFFFF"/>
+        </w:rPr>
+        <w:t xml:space="preserve">Fue precisamente al ver esta esperanza sin precedentes en el lugar más desesperado, que innumerables seres de niveles espaciales muy altos hicieron algo que nunca se habían atrevido a pensar: compitieron, suplicando urgentemente descender al mundo humano. Porque sabían que, si podían convertirse en humanos, tendrían la oportunidad de entrar ellos mismos en la cultivación y podrían ser salvados, no solo ellos </w:t>
+      </w:r>
+      <w:r>
+        <w:rPr>
+          <w:rFonts w:ascii="Palatino Linotype" w:eastAsia="sans-serif" w:hAnsi="Palatino Linotype" w:cs="Palatino Linotype"/>
+          <w:color w:val="1A1C1E"/>
+          <w:sz w:val="32"/>
+          <w:szCs w:val="32"/>
+          <w:shd w:val="clear" w:color="auto" w:fill="FFFFFF"/>
+        </w:rPr>
+        <w:lastRenderedPageBreak/>
+        <w:t>mismos, sino también los innumerables seres que representaban.</w:t>
       </w:r>
     </w:p>
     <w:p>
@@ -26552,7 +26778,27 @@
           <w:shd w:val="clear" w:color="auto" w:fill="FFFFFF"/>
         </w:rPr>
         <w:lastRenderedPageBreak/>
-        <w:t xml:space="preserve">Como los cuerpos humanos en este mundo son limitados, y el riesgo de perderse en el mundo humano es muy grande, surgió otra opción. Muchas Deidades, al no tener la afinidad kármica suficiente para ser humanos, se ofrecieron voluntariamente a reencarnar como animales o plantas. Entendían que, aunque los animales y las plantas no pueden cultivarse, la compasión infinita del Gran Dafa lo abarca todo, y ellos también tendrían la oportunidad de ser asimilados y salvados en el campo de la rectificación del Fa. Por eso aceptaron una identidad inferior, con tal de </w:t>
+        <w:t xml:space="preserve">Como los cuerpos humanos en este mundo son limitados, y el riesgo de perderse en el mundo humano es muy grande, surgió otra opción. Muchas Deidades, al no tener la afinidad kármica suficiente para ser humanos, se ofrecieron voluntariamente a reencarnar como animales o plantas. Entendían que, aunque los animales y las plantas no pueden cultivarse, la compasión infinita del </w:t>
+      </w:r>
+      <w:r>
+        <w:rPr>
+          <w:rFonts w:ascii="Palatino Linotype" w:eastAsia="sans-serif" w:hAnsi="Palatino Linotype" w:cs="Palatino Linotype"/>
+          <w:color w:val="1A1C1E"/>
+          <w:sz w:val="32"/>
+          <w:szCs w:val="32"/>
+          <w:shd w:val="clear" w:color="auto" w:fill="FFFFFF"/>
+        </w:rPr>
+        <w:t>Dafa</w:t>
+      </w:r>
+      <w:r>
+        <w:rPr>
+          <w:rFonts w:ascii="Palatino Linotype" w:eastAsia="sans-serif" w:hAnsi="Palatino Linotype" w:cs="Palatino Linotype"/>
+          <w:color w:val="1A1C1E"/>
+          <w:sz w:val="32"/>
+          <w:szCs w:val="32"/>
+          <w:shd w:val="clear" w:color="auto" w:fill="FFFFFF"/>
+        </w:rPr>
+        <w:t xml:space="preserve"> lo abarca todo, y ellos también tendrían la oportunidad de ser asimilados y salvados en el campo de la rectificación del Fa. Por eso aceptaron una identidad inferior, con tal de </w:t>
       </w:r>
       <w:r>
         <w:rPr>
@@ -26667,7 +26913,27 @@
           <w:shd w:val="clear" w:color="auto" w:fill="FFFFFF"/>
         </w:rPr>
         <w:lastRenderedPageBreak/>
-        <w:t>Ahora, lo entiendo todo. Todas las vidas pasadas, desde un general prehistórico, un príncipe del mar azul, un maestro Chan en la cima de una montaña, hasta un diplomático moderno... todo fue una disposición, piezas necesarias del rompecabezas. Cada experiencia, cada lección, ya fuera dolorosa o gloriosa, fue una preparación para que yo pudiera mantener firme el juramento de antaño, para que tuviera la sabiduría, la voluntad y el carácter para cumplir mi misión al reencontrar el Gran Dafa.</w:t>
+        <w:t xml:space="preserve">Ahora, lo entiendo todo. Todas las vidas pasadas, desde un general prehistórico, un príncipe del mar azul, un maestro Chan en la cima de una montaña, hasta un diplomático moderno... todo fue una disposición, piezas necesarias del rompecabezas. Cada experiencia, cada lección, ya fuera dolorosa o gloriosa, fue una preparación para que yo pudiera mantener firme el juramento de antaño, para que tuviera la sabiduría, la voluntad y el carácter para cumplir mi misión al reencontrar el </w:t>
+      </w:r>
+      <w:r>
+        <w:rPr>
+          <w:rFonts w:ascii="Palatino Linotype" w:eastAsia="sans-serif" w:hAnsi="Palatino Linotype" w:cs="Palatino Linotype"/>
+          <w:color w:val="1A1C1E"/>
+          <w:sz w:val="32"/>
+          <w:szCs w:val="32"/>
+          <w:shd w:val="clear" w:color="auto" w:fill="FFFFFF"/>
+        </w:rPr>
+        <w:t>Dafa</w:t>
+      </w:r>
+      <w:r>
+        <w:rPr>
+          <w:rFonts w:ascii="Palatino Linotype" w:eastAsia="sans-serif" w:hAnsi="Palatino Linotype" w:cs="Palatino Linotype"/>
+          <w:color w:val="1A1C1E"/>
+          <w:sz w:val="32"/>
+          <w:szCs w:val="32"/>
+          <w:shd w:val="clear" w:color="auto" w:fill="FFFFFF"/>
+        </w:rPr>
+        <w:t>.</w:t>
       </w:r>
     </w:p>
     <w:p>
@@ -27136,7 +27402,27 @@
           <w:szCs w:val="32"/>
           <w:shd w:val="clear" w:color="auto" w:fill="FFFFFF"/>
         </w:rPr>
-        <w:t>Recuerdo el pasaje en que River contó cómo las Deidades de cielos muy altos, seres gloriosos que no podemos ni imaginar, rogaban fervientemente por reencarnar en el reino humano, aceptando incluso ser una brizna de hierba, un animal, solo para estar cerca del campo de energía del Gran Dafa. Al oír esto, una antigua frase de las escrituras que una vez leí resonó inconscientemente en mi corazón: </w:t>
+        <w:t xml:space="preserve">Recuerdo el pasaje en que River contó cómo las Deidades de cielos muy altos, seres gloriosos que no podemos ni imaginar, rogaban fervientemente por reencarnar en el reino humano, aceptando incluso ser una brizna de hierba, un animal, solo para estar cerca del campo de energía del </w:t>
+      </w:r>
+      <w:r>
+        <w:rPr>
+          <w:rFonts w:ascii="Palatino Linotype" w:eastAsia="sans-serif" w:hAnsi="Palatino Linotype" w:cs="Palatino Linotype"/>
+          <w:color w:val="1A1C1E"/>
+          <w:sz w:val="32"/>
+          <w:szCs w:val="32"/>
+          <w:shd w:val="clear" w:color="auto" w:fill="FFFFFF"/>
+        </w:rPr>
+        <w:t>Dafa</w:t>
+      </w:r>
+      <w:r>
+        <w:rPr>
+          <w:rFonts w:ascii="Palatino Linotype" w:eastAsia="sans-serif" w:hAnsi="Palatino Linotype" w:cs="Palatino Linotype"/>
+          <w:color w:val="1A1C1E"/>
+          <w:sz w:val="32"/>
+          <w:szCs w:val="32"/>
+          <w:shd w:val="clear" w:color="auto" w:fill="FFFFFF"/>
+        </w:rPr>
+        <w:t>. Al oír esto, una antigua frase de las escrituras que una vez leí resonó inconscientemente en mi corazón: </w:t>
       </w:r>
       <w:r>
         <w:rPr>
@@ -28150,6 +28436,62 @@
         </w:rPr>
         <w:t xml:space="preserve"> (Thousand Lives) → este es el libro actual</w:t>
       </w:r>
+    </w:p>
+    <w:p>
+      <w:pPr>
+        <w:pStyle w:val="NormalWeb"/>
+        <w:rPr>
+          <w:rFonts w:ascii="Palatino Linotype" w:hAnsi="Palatino Linotype" w:cs="Palatino Linotype"/>
+          <w:sz w:val="32"/>
+          <w:szCs w:val="32"/>
+        </w:rPr>
+      </w:pPr>
+      <w:r>
+        <w:rPr>
+          <w:rFonts w:ascii="Palatino Linotype" w:hAnsi="Palatino Linotype" w:cs="Palatino Linotype"/>
+          <w:sz w:val="32"/>
+          <w:szCs w:val="32"/>
+        </w:rPr>
+        <w:t xml:space="preserve">– </w:t>
+      </w:r>
+      <w:bookmarkStart w:id="0" w:name="_GoBack"/>
+      <w:r>
+        <w:rPr>
+          <w:rFonts w:ascii="Palatino Linotype" w:hAnsi="Palatino Linotype" w:cs="Palatino Linotype"/>
+          <w:b/>
+          <w:i/>
+          <w:sz w:val="32"/>
+          <w:szCs w:val="32"/>
+        </w:rPr>
+        <w:t>El Universo Más Allá Del Big Bang</w:t>
+      </w:r>
+      <w:r>
+        <w:rPr>
+          <w:rFonts w:ascii="Palatino Linotype" w:hAnsi="Palatino Linotype" w:cs="Palatino Linotype"/>
+          <w:sz w:val="32"/>
+          <w:szCs w:val="32"/>
+        </w:rPr>
+        <w:t xml:space="preserve"> </w:t>
+      </w:r>
+      <w:bookmarkEnd w:id="0"/>
+      <w:r>
+        <w:rPr>
+          <w:rFonts w:ascii="Palatino Linotype" w:hAnsi="Palatino Linotype" w:cs="Palatino Linotype"/>
+          <w:sz w:val="32"/>
+          <w:szCs w:val="32"/>
+        </w:rPr>
+        <w:t>(The Universe Beyond The Big Bang)</w:t>
+      </w:r>
+    </w:p>
+    <w:p>
+      <w:pPr>
+        <w:pStyle w:val="NormalWeb"/>
+        <w:rPr>
+          <w:rFonts w:ascii="Palatino Linotype" w:hAnsi="Palatino Linotype" w:cs="Palatino Linotype"/>
+          <w:sz w:val="32"/>
+          <w:szCs w:val="32"/>
+        </w:rPr>
+      </w:pPr>
     </w:p>
     <w:p>
       <w:pPr>
@@ -28327,7 +28669,7 @@
             <w:sz w:val="24"/>
             <w:szCs w:val="24"/>
           </w:rPr>
-          <w:t>147</w:t>
+          <w:t>697</w:t>
         </w:r>
         <w:r>
           <w:rPr>
